--- a/example_articles/countries/Canada/3.countries_Canada_New_York_Times.docx
+++ b/example_articles/countries/Canada/3.countries_Canada_New_York_Times.docx
@@ -29,17 +29,17 @@
     </w:p>
     <w:p>
       <w:r>
-        <w:t>Source File: NYT/48.DOCX</w:t>
+        <w:t>Source file: NYT/48.DOCX</w:t>
       </w:r>
     </w:p>
     <w:p>
       <w:r>
-        <w:t>Raw locations result: ['Canada']</w:t>
+        <w:t>Raw locations result, 'locations': ['Canada']</w:t>
       </w:r>
     </w:p>
     <w:p>
       <w:r>
-        <w:t>countries_stand_flat (Standardized): Canada</w:t>
+        <w:t>Standardized locations result, 'countries_stand_flat': Canada</w:t>
       </w:r>
     </w:p>
     <w:p>

--- a/example_articles/countries/Canada/3.countries_Canada_New_York_Times.docx
+++ b/example_articles/countries/Canada/3.countries_Canada_New_York_Times.docx
@@ -7,9 +7,7 @@
         <w:pStyle w:val="Heading1"/>
       </w:pPr>
       <w:r>
-        <w:t>THE 1994 CAMPAIGN: THE IMAGE;</w:t>
-        <w:br/>
-        <w:t>Image Makers Hard at Work In the Selling of a Candidate</w:t>
+        <w:t>Pieces of a Life</w:t>
       </w:r>
     </w:p>
     <w:p>
@@ -19,22 +17,22 @@
     </w:p>
     <w:p>
       <w:r>
-        <w:t>Date: 1994-09-26</w:t>
+        <w:t>Date: 1996-02-25</w:t>
       </w:r>
     </w:p>
     <w:p>
       <w:r>
-        <w:t>Section: Section A; ; Section A;  Page 1;  Column 1;  National Desk ; Column 1;</w:t>
+        <w:t>Section: Section 7; ; Section 7;  Page 22;  Column 2;  Book Review Desk ; Column 2; ; Review</w:t>
       </w:r>
     </w:p>
     <w:p>
       <w:r>
-        <w:t>Source file: NYT/48.DOCX</w:t>
+        <w:t>Source file: NYT/45.DOCX</w:t>
       </w:r>
     </w:p>
     <w:p>
       <w:r>
-        <w:t>Raw locations result, 'locations': ['Canada']</w:t>
+        <w:t>Raw locations result, 'locations': ['Ontario, Canada']</w:t>
       </w:r>
     </w:p>
     <w:p>
@@ -51,157 +49,37 @@
     </w:p>
     <w:p>
       <w:r>
-        <w:t>Nearly 200 miles from the campaign's headquarters in Harrisburg, Pa., but just next door to the recording studio of the pop singer Cyndi Lauper in midtown Manhattan, media consultants gathered to shape the image of Tom Ridge, the Republican candidate for governor of Pennsylvania.</w:t>
+        <w:t>IN THE LANGUAGE OF LOVE</w:t>
         <w:br/>
-        <w:t>Like Mr. Ridge, Ms. Lauper was using the most sophisticated editing equipment to freshen up her persona -- she with a new music video, he with a new television commercial.</w:t>
+        <w:t>A Novel in 100 Chapters.</w:t>
         <w:br/>
-        <w:t>But Mr. Ridge, whose advisers were serenaded by the strains of Ms. Lauper's 1984 anthem, "Girls Just Wanna Have Fun," wafting from next door, had the harder sell. They had to convince more than half of the nearly six million voters of Pennsylvania that a bland, largely unknown Congressman from Erie, Pa., should be their next governor and succeed Gov. Robert P. Casey, a Democrat who is not eligible to run for a third term. The Democratic candidate is Lieut. Gov. Mark S. Singel.</w:t>
+        <w:t>By Diane Schoemperlen.</w:t>
         <w:br/>
-        <w:t>The work of these image makers is serious business. Winning a statewide election can have as much to do with the quality of the advertisement as the quality of the candidate.</w:t>
+        <w:t>358 pp. New York: Viking. $23.95.</w:t>
         <w:br/>
-        <w:t>The goal of the blue jean-clad consultants, of course, was to present their button-down candidate in the best light possible. That is why, after hours of editing images of Mr. Ridge down to a 30-second spot, they would not tolerate that his face was as red as a cherry and that he sounded even worse than he looked.</w:t>
+        <w:t>There are no dull lives, only dull writers. This point was brought home recently by Carol Shields, who lovingly traced the life of a seemingly ordinary Canadian woman through many decades in "The Stone Diaries," a book that may well have inspired Diane Schoemperlen, a Canadian writer whose first novel is "In the Language of Love." Ms. Schoemperlen, who has made a name for herself already with four collections of short fiction, follows her heroine, Joanna, from childhood in the late 1950's and 1960's through early adulthood, her affairs with two impossible men (Henry and Lewis) and her marriage to the even-tempered Gordon, with whom she has a small son named Samuel.</w:t>
         <w:br/>
-        <w:t>"He sounds horrible, like he was talking in a cardboard box," said Art Vizthum, a video editor. "You can hardly understand him. He has a lot of bass but no treble."</w:t>
+        <w:t>Joanna is a collage artist, and the novel of her life appropriately resembles a collage, arranged in 100 chapters based on stimulus words from a classic word-association test. So we encounter headings such as "Table," "Eating," "Chair," "Window," "Anger" and so forth. Joanna's recollections are prompted and organized (for no apparent reason) by these words. In addition to the resemblance to a collage, the overall effect is also somewhat like that of a Cubist painting; the narrative surface splinters, and shards of vivid past life cut into the kaleidoscopic present, which is endlessly mediated by memory.</w:t>
         <w:br/>
-        <w:t>So Mr. Vizthum twisted some knobs on a computer console and the voice improved. "I manipulated it on the audio board," he said. Mr. Vizthum toyed with other knobs to improve the candidate's appearance, explaining that "he seemed overly ruddy, so I took a little of the red out and added green."</w:t>
+        <w:t>In a chapter called "Lamp," Ms. Schoemperlen writes: "All memory is revisionist, all stories are apocryphal, all photographs hang suspended in the present tense. As if in aging, a photograph changes meaning according to how the viewer has aged and changed and yet remained the same." In keeping with this, the author returns to the same images again and again, and each encounter slightly alters the previous perception. In the mode of post-modern fiction, the novel abandons the traditional narrative time line, giving equal weight to past and present, which coexist in a medium in which there is no differentiation.</w:t>
         <w:br/>
-        <w:t>With his voice as crisp as Edward R. Murrow's and his complexion like egg cream, Tom Ridge looked and sounded like a man who -- in the view of his consultants -- should be governor.</w:t>
+        <w:t>Ms. Schoemperlen certainly makes us feel the heavy presence of the past: the way memories of one's parents, for example, shift as one ages, and their ghosts become multiple and seem to demand continuing discourse. In a chapter called "Bread," Joanna, in early middle age, is baking bread while her mother, Esther, hovers:</w:t>
         <w:br/>
-        <w:t>After several days of fiddling and manipulating, Mr. Ridge's advisers were ready for his post-Labor Day debut, an advertisement of stand-up-and-cheer patriotism that would be replayed about 1,000 times in Pennsylvania's four major television markets.</w:t>
+        <w:t>"Even after Esther has died (or especially after Esther has died), Joanna thinks about her while she bakes bread. She imagines her looking down from heaven (if indeed there is such a place, if indeed her mother has gone there), shaking her head and clucking her tongue. Sometimes she has long silent conversations with her dead mother, in which she explains why she likes to bake bread, how it makes her feel."</w:t>
         <w:br/>
-        <w:t>The consultants could not be more pleased with their star. "If you called central casting and said, 'Send me up a governor,' it would be Tom Ridge," said Stuart Stevens, who heads the New York and Washington company that is making the commercial. "He's this big, handsome guy."</w:t>
+        <w:t>The emotionally abrasive conflict of mother and daughter permeates this book. Esther was, according to her husband, Clarence, a bitter and judgmental woman. As an only child, Joanna encountered the full force of her not-so-latent anger. Life in Joanna's tiny working-class house in a small town in northeastern Ontario became stifling, both for Ms. Schoemperlen's heroine and for this reader. I found myself desperate at times, wanting to tear out pages of this book and float them out the window; another meal with Esther and Clarence (who worked in a paper mill and drank whisky for fun) felt unbearable.</w:t>
         <w:br/>
-        <w:t xml:space="preserve"> </w:t>
+        <w:t>Joanna escapes into her adult life with some relief, fleeing to the opposite end of Ontario; but the stain of her unhappy past cannot be washed away. Many of the chapters, or pieces of chapters, concern Clarence's dutiful annual Christmas visits. A pathetic creature, he's still trying to learn to communicate with his daughter after years have passed. Like many parents, Clarence is incapable of showing his affections, and Joanna is left endlessly teased, expectant, frustrated. It goes the other way too: Clarence cannot get what he wants, and does not even know what that might be.</w:t>
         <w:br/>
-        <w:t>Getting to Know The Candidate</w:t>
+        <w:t>My favorite parts were the sexy bits, where the porn ranges from hard (unprintable examples abound) to luxuriously soft: "She was wishing that he would press her back into that flat wide rock and ravish her." The sex is never gratuitous, of course; this is Lit, after all. Ms. Schoemperlen's novel brims with intimacies, and part of its attraction is the sense of delving into the secret life of Everyman, who in this case is Everywoman.</w:t>
         <w:br/>
-        <w:t xml:space="preserve"> Mr. Stevens' company created feel-good advertising that helped Mr. Ridge manage an upset last May in the Republican primary. But now that Mr. Ridge is in a contentious race with Lieutenant Governor Singel, Mr. Stevens says he again has to define the 49-year-old Congressman.</w:t>
+        <w:t>Joanna's feelings of sexual awakening in adolescence -- finely recalled -- merge with her three primary love affairs, which are thoroughly imagined. I doubt I will ever forget Henry's smelly feet or the anguish of guilt that suffuses her affair with Lewis, whose marriage to a woman named Wanda remains unbroken. Joanna turns images of these affairs in her mind like jewels that refract the light in a hundred different ways, eventually learning that "in the language of love there are no nouns, only verbs and pronouns: to love, to have loved, to be loved, to have been loved, I love, you love, she loves, he loves, they love, we love, we did love, we had love, we will love, we would love, if only."</w:t>
         <w:br/>
-        <w:t>Since Mr. Ridge won the primary with only 35 percent of the vote in a five-candidate field, that race did little to help him overcome what Mr. Stevens viewed as the lawmaker's most daunting obstacle. The Congressman is virtually unknown outside his small district in northwestern Pennsylvania, which is closer to Cleveland than to the state's largest media market, Philadelphia.</w:t>
+        <w:t>Some of the chapters are boring, full of meaningless dictionary definitions, and occasionally the writing feels slack, as if the very ordinariness of Joanna's life were crushing the energy of the prose. There is also the downside of the form itself: its radical arbitrariness leads Ms. Schoemperlen into moments that seem contrived, as in "Mutton," which begins, "Rhymes with 'button.' Button, button, who's got the button?" This is followed by a meditation on Esther's habit of saving buttons in an old biscuit tin.</w:t>
         <w:br/>
-        <w:t>Another handicap is that while Mr. Ridge comes off as earnest, he is not particularly stirring when he talks about his career. So in this first commercial, Mr. Ridge's consultants sought to capture him in scenes that would show him as an appealing leader who is compassionate as well as intelligent.</w:t>
+        <w:t>Joanna herself is another problem. She is meant to be an artist, but she never struck me as one. Her mind rarely turns to her work, and when it does her reflections on the nature of collage, or the act of creation itself, are mundane. She might as well have been a typist or an elementary-school teacher or a pharmaceutical saleswoman. In failing to develop Joanna, Ms. Schoemperlen has missed an opportunity to raise her novel to another level.</w:t>
         <w:br/>
-        <w:t>The best way to demonstrate that, and to set him apart from Mr. Singel, the advisers decided, was to play up Mr. Ridge's record as a working-class youth who went to Harvard on a scholarship and served as an infantry sergeant in Vietnam, where he won a Bronze Star for valor. That way, they could later contrast him with Mr. Singel, who has no war record and whom they would portray as an insider in Harrisburg, serving for eight years as Lieutenant Governor. No matter that Mr. Ridge, too, could be depicted as an insider after 12 years in Congress.</w:t>
-        <w:br/>
-        <w:t>"We will set it up this way," Mr. Stevens said. "If you like the way things are in Pennsylvania now, you have one guy who's basically running as an incumbent. Or, this is a chance for Pennsylvania to elect a uniquely qualified leader, a guy who's an American hero, with all the best characteristics, the Frank Capra qualities."</w:t>
-        <w:br/>
-        <w:t>Mr. Ridge said he believes Mr. Stevens has "the creative ability to communicate a message about me." He plans to pour more than half of the $10 million he hopes to raise for this year's campaign into buying broadcast time -- not including the $400,000 fee for the consultants, a $20,000 bonus for winning the primary and another $20,000 if Mr. Ridge is elected governor.</w:t>
-        <w:br/>
-        <w:t>When Mr. Stevens and his colleagues met the week before Labor Day to conceptualize the advertisement, they gathered around small screens, watching hours of film that their photographer took of Mr. Ridge over two days on the campaign trail, searching for snippets that could form the nucleus of the spot.</w:t>
-        <w:br/>
-        <w:t>This free-form approach reflects the philosophy of the 40-year-old Mr. Stevens. Unlike most political consultants who rose from campaign ranks, he went to film school at the University of California at Los Angeles and has published fiction.</w:t>
-        <w:br/>
-        <w:t>The clip that excited Mr. Stevens and his crew the most was at a Veterans Day ceremony at the Vietnam Veterans Memorial in Washington, where Mr. Ridge made a speech about the war.</w:t>
-        <w:br/>
-        <w:t>"That's a nice bit, I'd forgotten about it," remarked Russell Schriefer, who teams with Mr. Stevens and Douglas McAuliffe to form the Stuart Stevens Group partnership. "He kind of gets emotional."</w:t>
-        <w:br/>
-        <w:t>The consultants insisted that the speech was not scripted for the commercial. Yet, in a demonstration of how deeply media consultants can drive a candidate's image, Mr. Stevens said he helped draft the speech.</w:t>
-        <w:br/>
-        <w:t>"Very powerful stuff," he said as an image of Mr. Ridge at the memorial flickered on the screen.</w:t>
-        <w:br/>
-        <w:t>Another scene that jumped at the consultants was of Mr. Ridge crouching in front of the memorial as his children, Tommy, 7, and Lesley, 8, tugged at his arms and he gently explained to them its significance. Though Mr. Ridge was fitted with a small "body mike," he insisted later that he did not realize he was on camera and that the scene was totally natural.</w:t>
-        <w:br/>
-        <w:t>That authenticity, Mr. Stevens said, made the scene. "If we had tried to script that, we would have had to have some brilliant child actors," he said.</w:t>
-        <w:br/>
-        <w:t>The scene allowed Mr. Stevens to fulfill one of his objectives: to show a warm, private side of Mr. Ridge.Still, the consultants did not want the candidate to appear too emotional. They discarded another part of the Vietnam speech in which a tearful Mr. Ridge dabbed his eyes. "That would look manipulative," Mr. Stevens said. "People would find it offensive. In the scene at the wall, Tom is very emotional without drawing arrows."</w:t>
-        <w:br/>
-        <w:t>Once they had settled on the scenes from the memorial, the consultants searched for film to round out the advertisement, to connect Mr. Ridge to Pennsylvania.</w:t>
-        <w:br/>
-        <w:t xml:space="preserve"> </w:t>
-        <w:br/>
-        <w:t>Judging the Product: Will It Succeed?</w:t>
-        <w:br/>
-        <w:t xml:space="preserve"> For several hours over two days, the consultants fiddled with the scenes, putting them in a video collage that told a story but that they hoped would not look too jumpy. They trimmed it down to 30 seconds by condensing the sound bites. They cut out, for instance, Mr. Ridge saying he was "proud to have worn my country's uniform," but left the line, "Proud to have served with men who fought for the cause of freedom."</w:t>
-        <w:br/>
-        <w:t>The consultants decided against using a narrator because the images spoke for themselves. Then they ended the spot by flashing a slogan they had used in the primary and wanted to keep: "Tom Ridge. He Can Change Pennsylvania. Honestly."</w:t>
-        <w:br/>
-        <w:t>Now it was time to give the advertisement a musical score. Mr. Stevens and Mr. Schriefer brought the near-complete commercial to the studio of Bobby Giammarco, a music and effects producer who mostly creates sound for advertisements for products like MCI and Volvo.</w:t>
-        <w:br/>
-        <w:t>Using a synthesizer, Mr. Giammarco came up with a half dozen possible scores. Mr. Giammarco said he rejected one because it sounded "a little bit more religious and a little bit less patriotic."</w:t>
-        <w:br/>
-        <w:t>His favorite, and the one that the consultants signed off on, was a full orchestral sound track, with trumpets, trombones, tubas, cellos, violins and field drums. "It's warm but not too fuzzy," said a satisfied Mr. Giammarco.</w:t>
-        <w:br/>
-        <w:t>Mr. Stevens agreed. "I love it, Bobby," he said."</w:t>
-        <w:br/>
-        <w:t>The consultants shipped a videotape of the advertisement to Mr. Ridge by overnight mail. Unlike many candidates, Mr. Ridge does not believe in assembling focus groups to look at political advertisements and offer feedback. Instead, Mr. Ridge popped the videotape into his home VCR and showed it to his wife, Michele, and their best friends, Homer and Marlene Mosco. Mr. Mosco runs a travel agency in Erie; Mrs. Mosco is vice president of a bank and was once a marketing executive.</w:t>
-        <w:br/>
-        <w:t>Mr. Ridge said his friends detected an unevenness in sound quality, which he had corrected, but otherwise everyone was satisfied.</w:t>
-        <w:br/>
-        <w:t>"We had some concerns about the sound," Mr. Ridge said. "And my initial concern was that as you flipped through it and see these three- or four-second vignettes, I was a little concerned about it fitting all together. But it sure did. There's a lot of me in there. The first time I saw it I really had to catch my breath. The moment when I'm at the podium talking about being a working-class kid, that said it all."</w:t>
-        <w:br/>
-        <w:t>But candidates are not the most reliable judges of commercials about themselves. Kathleen Hall Jamieson, dean of the Annenberg School for Communication at the University of Pennsylvania, said it might have been a mistake for the Ridge campaign not to consult a focus group. She commended the advertisement for its high production values, but was not particularly impressed.</w:t>
-        <w:br/>
-        <w:t>"The underlying theme of the ad is: 'Here he is, here he is, here he is. He's a nice person and remember his name,' " she said. "It's trying to suggest that he's not only a patriot but someone who's in touch with the people and is going to accomplish great things for the state.</w:t>
-        <w:br/>
-        <w:t>"But I don't think it's effective at all," she continued, "because it doesn't have a single ongoing strong visual in it or use print to reinforce a central message. In the clutter of television, a successful ad stands out. That ad doesn't particularly stand out. I doubt that it's successful in raising his name I.D."</w:t>
-        <w:br/>
-        <w:t>Nor was Ms. Jamieson impressed with the scene of Mr. Ridge with his children. "It's one of those required cliches," she said. "You have to establish that he does have a family and that he is comfortable with them -- and that the dog doesn't bite him."</w:t>
-        <w:br/>
-        <w:t>The Singel campaign also tried to score points with the spot. On Sept. 13, the day it was first broadcast, Mr. Singel's running mate, Tom Foley, attacked Mr. Ridge for touting his war record when that same day he missed a vote on a House bill to finance veterans' programs.</w:t>
-        <w:br/>
-        <w:t>Still, Mr. Ridge was pleased with the advertisement. But he said it was too early to judge its success. "You and I will find out on Nov. 8 whether it had any political traction," he said.</w:t>
-        <w:br/>
-        <w:br/>
-        <w:t>Graphic</w:t>
-        <w:br/>
-        <w:br/>
-        <w:t xml:space="preserve"> </w:t>
-        <w:br/>
-        <w:t>Photo: Tom Ridge, selling himself to voters in his campaign for Pennsylvania governor. Page B8.</w:t>
-        <w:br/>
-        <w:t xml:space="preserve"> </w:t>
-        <w:br/>
-        <w:t>Chart: "ANALYSIS</w:t>
-        <w:br/>
-        <w:t>The Making of a TV Ad"</w:t>
-        <w:br/>
-        <w:t xml:space="preserve"> </w:t>
-        <w:br/>
-        <w:t>This is the text of the general-election debut commercial for Representative Tom Ridge, a Republican running for Governor of Pennsylvania, along with behind-the-scene analysis. The campaign is spending $300,000 for broadcast time for the 30-second advertisement, which is titled, "American Hero."</w:t>
-        <w:br/>
-        <w:t xml:space="preserve"> </w:t>
-        <w:br/>
-        <w:t>Mr. Ridge's media consultant, Russell Schriefer, wanted this scene-setting shot to read, "Memorial Day 1994." Then Stuart Stevens suggested something else, "Vietnam Veterans Memorial." "I think that's obvious," Mr. Schriefer replied. They toyed with using both titles, but the frame looked too cluttered. In the end, Mr. Stevens got his way.</w:t>
-        <w:br/>
-        <w:t xml:space="preserve"> </w:t>
-        <w:br/>
-        <w:t>The consultants were concerned that they did not have a wide shot to establish that this scene was at the Vietnam memorial. "It would have been nice to have had two cameras," Mr. Schriefer said. "It would have been nice to have had a helicopter!" Mr. Stevens quipped.</w:t>
-        <w:br/>
-        <w:t xml:space="preserve"> </w:t>
-        <w:br/>
-        <w:t>In the rough cut, the camera was panning up the names of the wall very rapidly. "Did we speed up the names on the wall?" Mr. Stevens asked his assistants. "It seems too fast. Could we slow it down?" In the final version, the pan is much slower.</w:t>
-        <w:br/>
-        <w:t xml:space="preserve"> </w:t>
-        <w:br/>
-        <w:t>Paul Canney, the cameraman/producer who filmed this scene, cautioned the consultants that this stature near the Vietnam Veterans Memorial was controversial; critics said it detracted from the original memorial, a wall. "It's very controversial," he said. "There are veterans groups that oppose it." The consultants kept the scene anyway, figuring that not too many viewers would recall the dispute.</w:t>
-        <w:br/>
-        <w:t xml:space="preserve"> </w:t>
-        <w:br/>
-        <w:t>Originally, the title at the bottom said, "Bronze Star for Valor, 1971." But when Mr. Ridge saw the spot, he had it changed to 1970. There had been some confusion over which date to use because Mr. Ridge was awarded the star for his service in 1970, but he actually got it in 1971.</w:t>
-        <w:br/>
-        <w:t xml:space="preserve"> </w:t>
-        <w:br/>
-        <w:t>The consultants thought this scene of Mr. Ridge aggresively shaking hands in an Italian market in Philadelphia established movement in the spot. Also, Mr. Stevens said, "it conveys in a very straight-forward manner that he's running for Governor."</w:t>
-        <w:br/>
-        <w:t xml:space="preserve"> </w:t>
-        <w:br/>
-        <w:t>Instead of the color guard as a transition here, the rough version of the commercial had an artsy shot of a Ridge bumper sticker on a bus window. But the consultants changed their mind. "The color guard gives you a feel for the event," Mr. Schriefer said.</w:t>
-        <w:br/>
-        <w:t xml:space="preserve"> </w:t>
-        <w:br/>
-        <w:t>This scene is intended to link the candidate to the people of the state. "I love the fact that people were sitting on the stoop," Mr. Canney observed during the editing of this scene from south Philadelphia. "That's a real Philly thing," added Daniel Bernstein, a freelance editor.</w:t>
-        <w:br/>
-        <w:t xml:space="preserve"> </w:t>
-        <w:br/>
-        <w:t>This is in the steel valley outside a small resturant near Pittsburgh. Initially, the consultants picked a wider shot, but decided it looked too much like a beer garden and was inappropriate as Mr. Ridge tried to convey what he would do for the state.</w:t>
-        <w:br/>
-        <w:t xml:space="preserve"> </w:t>
-        <w:br/>
-        <w:t>The close up of Mr. Ridge's hands was seen as more effective than just a head shot of the candidate. "It gives us more movement in the spot; it conveys a sense of mission," Mr. Schriefer said.</w:t>
-        <w:br/>
-        <w:t xml:space="preserve"> </w:t>
-        <w:br/>
-        <w:t>The consultants fiddled with different type styles for the closing title, finally settling on Small Times bold. Originally, they had a rich beige background with blue letters, but switched to plain white. "That's much better," Mr. Schriefer said. "It's just clean and simple."</w:t>
+        <w:t>This said, I feel quite certain that Diane Schoemperlen is a novelist of real promise. "In the Language of Love" adds to the lexicon of contemporary fiction, revealing "the splendid terrors of daily life" with considerable grace.</w:t>
       </w:r>
     </w:p>
     <w:sectPr>

--- a/example_articles/countries/Canada/3.countries_Canada_New_York_Times.docx
+++ b/example_articles/countries/Canada/3.countries_Canada_New_York_Times.docx
@@ -7,7 +7,7 @@
         <w:pStyle w:val="Heading1"/>
       </w:pPr>
       <w:r>
-        <w:t>Pieces of a Life</w:t>
+        <w:t>The High Price of Hockey Begins in the Pocketbook</w:t>
       </w:r>
     </w:p>
     <w:p>
@@ -17,22 +17,22 @@
     </w:p>
     <w:p>
       <w:r>
-        <w:t>Date: 1996-02-25</w:t>
+        <w:t>Date: 2020-02-23</w:t>
       </w:r>
     </w:p>
     <w:p>
       <w:r>
-        <w:t>Section: Section 7; ; Section 7;  Page 22;  Column 2;  Book Review Desk ; Column 2; ; Review</w:t>
+        <w:t>Section: Section SP; Column 0; Sports Desk; Pg. 2</w:t>
       </w:r>
     </w:p>
     <w:p>
       <w:r>
-        <w:t>Source file: NYT/45.DOCX</w:t>
+        <w:t>Source file: NYT/13.DOCX</w:t>
       </w:r>
     </w:p>
     <w:p>
       <w:r>
-        <w:t>Raw locations result, 'locations': ['Ontario, Canada']</w:t>
+        <w:t>Raw locations result, 'locations': ['Canada']</w:t>
       </w:r>
     </w:p>
     <w:p>
@@ -49,37 +49,74 @@
     </w:p>
     <w:p>
       <w:r>
-        <w:t>IN THE LANGUAGE OF LOVE</w:t>
+        <w:t>Colorado Avalanche defenseman Samuel Girard was a teenager when his parents sat him and his older brother Jérémy down in their Roberval, Quebec, home for an uncomfortable conversation that would dramatically alter their lives.</w:t>
         <w:br/>
-        <w:t>A Novel in 100 Chapters.</w:t>
+        <w:t xml:space="preserve">The Girard family could afford to enroll only one of its sons in elite hockey for that year. Samuel's father, Tony, drives forklifts at a nearby forest products factory; his mother, Guylaine, is a family day care educator. </w:t>
         <w:br/>
-        <w:t>By Diane Schoemperlen.</w:t>
+        <w:t xml:space="preserve">  At the time, Samuel and Jérémy were at a level for players aged 15 to 17 eligible for major junior leagues. Facing registration fees, equipment, travel and payments to billet families -- a necessity since the Girards lived about an hour and a half drive away from the closest team -- forced the family to make a choice: they could only afford for one son to keep playing. Jérémy, aware of his younger brother's potential, hung up his skates while Samuel continued to pursue the sport in Canada's junior hockey system.</w:t>
         <w:br/>
-        <w:t>358 pp. New York: Viking. $23.95.</w:t>
+        <w:t xml:space="preserve">  Samuel went on to get drafted by the Nashville Predators in 2016, at age 18. He was traded to the Avalanche in 2017 and, this past summer, signed a contract extension that will pay him $35 million over seven seasons.</w:t>
         <w:br/>
-        <w:t>There are no dull lives, only dull writers. This point was brought home recently by Carol Shields, who lovingly traced the life of a seemingly ordinary Canadian woman through many decades in "The Stone Diaries," a book that may well have inspired Diane Schoemperlen, a Canadian writer whose first novel is "In the Language of Love." Ms. Schoemperlen, who has made a name for herself already with four collections of short fiction, follows her heroine, Joanna, from childhood in the late 1950's and 1960's through early adulthood, her affairs with two impossible men (Henry and Lewis) and her marriage to the even-tempered Gordon, with whom she has a small son named Samuel.</w:t>
+        <w:t xml:space="preserve">  ''Let's not kid ourselves, hockey's expensive,'' Girard said. ''My parents needed help.''</w:t>
         <w:br/>
-        <w:t>Joanna is a collage artist, and the novel of her life appropriately resembles a collage, arranged in 100 chapters based on stimulus words from a classic word-association test. So we encounter headings such as "Table," "Eating," "Chair," "Window," "Anger" and so forth. Joanna's recollections are prompted and organized (for no apparent reason) by these words. In addition to the resemblance to a collage, the overall effect is also somewhat like that of a Cubist painting; the narrative surface splinters, and shards of vivid past life cut into the kaleidoscopic present, which is endlessly mediated by memory.</w:t>
+        <w:t xml:space="preserve">  Those conversations are happening more frequently in Canadian households as the price of ice hockey is forcing many parents to choose different sports for their boys.</w:t>
         <w:br/>
-        <w:t>In a chapter called "Lamp," Ms. Schoemperlen writes: "All memory is revisionist, all stories are apocryphal, all photographs hang suspended in the present tense. As if in aging, a photograph changes meaning according to how the viewer has aged and changed and yet remained the same." In keeping with this, the author returns to the same images again and again, and each encounter slightly alters the previous perception. In the mode of post-modern fiction, the novel abandons the traditional narrative time line, giving equal weight to past and present, which coexist in a medium in which there is no differentiation.</w:t>
+        <w:t xml:space="preserve">  ''If I were starting out to play hockey now, my parents wouldn't have been able to afford to put me in the sport, that's just the reality of it,'' said Joe Thornton, a 23-year N.H.L. veteran who grew up in St. Thomas, Ontario.</w:t>
         <w:br/>
-        <w:t>Ms. Schoemperlen certainly makes us feel the heavy presence of the past: the way memories of one's parents, for example, shift as one ages, and their ghosts become multiple and seem to demand continuing discourse. In a chapter called "Bread," Joanna, in early middle age, is baking bread while her mother, Esther, hovers:</w:t>
+        <w:t xml:space="preserve">  ''It's a pricey sport to get into, that's for sure. I don't know how my parents did it but I always had new skates every year. We had wood sticks and those would cost $12. Now it's $100 for a composite stick. It's just going up,'' Thornton said.</w:t>
         <w:br/>
-        <w:t>"Even after Esther has died (or especially after Esther has died), Joanna thinks about her while she bakes bread. She imagines her looking down from heaven (if indeed there is such a place, if indeed her mother has gone there), shaking her head and clucking her tongue. Sometimes she has long silent conversations with her dead mother, in which she explains why she likes to bake bread, how it makes her feel."</w:t>
+        <w:t xml:space="preserve">  Devils forward Wayne Simmonds also knows firsthand how expensive minor hockey can be.</w:t>
         <w:br/>
-        <w:t>The emotionally abrasive conflict of mother and daughter permeates this book. Esther was, according to her husband, Clarence, a bitter and judgmental woman. As an only child, Joanna encountered the full force of her not-so-latent anger. Life in Joanna's tiny working-class house in a small town in northeastern Ontario became stifling, both for Ms. Schoemperlen's heroine and for this reader. I found myself desperate at times, wanting to tear out pages of this book and float them out the window; another meal with Esther and Clarence (who worked in a paper mill and drank whisky for fun) felt unbearable.</w:t>
+        <w:t xml:space="preserve">  The 31-year-old grew up in Scarborough, a section of Toronto where the median household income was roughly 63,000 Canadian dollars (about $48,000) in 2015, according to city data. His family organized barbecues, among other efforts, to help pay for his hockey dreams.</w:t>
         <w:br/>
-        <w:t>Joanna escapes into her adult life with some relief, fleeing to the opposite end of Ontario; but the stain of her unhappy past cannot be washed away. Many of the chapters, or pieces of chapters, concern Clarence's dutiful annual Christmas visits. A pathetic creature, he's still trying to learn to communicate with his daughter after years have passed. Like many parents, Clarence is incapable of showing his affections, and Joanna is left endlessly teased, expectant, frustrated. It goes the other way too: Clarence cannot get what he wants, and does not even know what that might be.</w:t>
+        <w:t xml:space="preserve">  ''The cost is extremely high and it's not really manageable for most working-class families to afford to put their kids in hockey,'' he said. ''Never mind if they had two kids or three kids that wanted to play the sport.''</w:t>
         <w:br/>
-        <w:t>My favorite parts were the sexy bits, where the porn ranges from hard (unprintable examples abound) to luxuriously soft: "She was wishing that he would press her back into that flat wide rock and ravish her." The sex is never gratuitous, of course; this is Lit, after all. Ms. Schoemperlen's novel brims with intimacies, and part of its attraction is the sense of delving into the secret life of Everyman, who in this case is Everywoman.</w:t>
+        <w:t xml:space="preserve">  A 2019 Scotiabank Hockey Club and FlipGive survey of Canadian parents found that 47 percent spent, on average, between 500 and 1,000 Canadian dollars (between $380 and $760) on hockey equipment every season. WinterGreen Research, a Boston-based sports research organization, found that the average Canadian family spends 1,700 Canadian dollars (about $1,300) a year on equipment, registration, tournaments, and other fees. Those costs are only ballooning as technical advances in gear force elite players to restock year after year.</w:t>
         <w:br/>
-        <w:t>Joanna's feelings of sexual awakening in adolescence -- finely recalled -- merge with her three primary love affairs, which are thoroughly imagined. I doubt I will ever forget Henry's smelly feet or the anguish of guilt that suffuses her affair with Lewis, whose marriage to a woman named Wanda remains unbroken. Joanna turns images of these affairs in her mind like jewels that refract the light in a hundred different ways, eventually learning that "in the language of love there are no nouns, only verbs and pronouns: to love, to have loved, to be loved, to have been loved, I love, you love, she loves, he loves, they love, we love, we did love, we had love, we will love, we would love, if only."</w:t>
+        <w:t xml:space="preserve">  ''I couldn't afford the high-end, thousand dollar skates for a few years and people would make fun of me about them,'' said Akim Aliu, who has played in the N.H.L., American Hockey League and a number of European leagues, during his 12-year professional career. ''It's the same with sticks. Obviously there's the $250, $300 sticks that we couldn't afford at the beginning, so we were using wooden sticks while everyone else was using composite sticks.''</w:t>
         <w:br/>
-        <w:t>Some of the chapters are boring, full of meaningless dictionary definitions, and occasionally the writing feels slack, as if the very ordinariness of Joanna's life were crushing the energy of the prose. There is also the downside of the form itself: its radical arbitrariness leads Ms. Schoemperlen into moments that seem contrived, as in "Mutton," which begins, "Rhymes with 'button.' Button, button, who's got the button?" This is followed by a meditation on Esther's habit of saving buttons in an old biscuit tin.</w:t>
+        <w:t xml:space="preserve">  Those costs have come under increased consideration as minor hockey registration totals among boys decreased throughout the country for the fourth consecutive year, according to a 2018-19 report by Hockey Canada, the country's governing body over the sport's development. The number of boys registered to play in Canada has dropped by 2 percent over the past four seasons. Participation among girls jumped almost 18 percent in the same span.</w:t>
         <w:br/>
-        <w:t>Joanna herself is another problem. She is meant to be an artist, but she never struck me as one. Her mind rarely turns to her work, and when it does her reflections on the nature of collage, or the act of creation itself, are mundane. She might as well have been a typist or an elementary-school teacher or a pharmaceutical saleswoman. In failing to develop Joanna, Ms. Schoemperlen has missed an opportunity to raise her novel to another level.</w:t>
+        <w:t xml:space="preserve">  As the Toronto Raptors continue their quest to repeat as N.B.A. champions and Canadian-born tennis phenoms like Bianca Andreescu build their careers, Canadians are increasingly becoming enamored with other sports. In Ontario, registration for youth basketball increased by more than 6 percent from 2017-18 to 2018-19, and Tennis Canada reported a 32 percent increase from 2016 to 2018 of children under 12 who played at least once a week during an eight-week period.</w:t>
         <w:br/>
-        <w:t>This said, I feel quite certain that Diane Schoemperlen is a novelist of real promise. "In the Language of Love" adds to the lexicon of contemporary fiction, revealing "the splendid terrors of daily life" with considerable grace.</w:t>
+        <w:t xml:space="preserve">  But among the leagues that feed the professional ranks, cost signals elite status. Parents hoping to propel their boys' professional careers are investing more money on training, seeking an edge in the competition for college roster spots and draft positioning. Hockey camps, power-skating classes and preparatory schools with elite hockey programs -- like Hill Academy and the Canadian International Hockey Academy, both in Ontario -- have risen in popularity. Current N.H.L. stars like Sidney Crosby, Connor McDavid, and Mitchell Marner, among others, attended such academies, where tuition can cost as much as $40,000 annually.</w:t>
+        <w:br/>
+        <w:t xml:space="preserve">  Ryan Compton, an economics professor at the University of Manitoba and a hockey dad himself, believes that the reward in Canada for progressing to the next level is greater in hockey than in other sports -- a theory he associates with the tournament theory. Developed by the American economists Edward Lazear and Sherwin Rosen, the model stipulates that awards are based on relative rank rather than overall output. The theory predicts that participants -- in this case minor hockey players -- have a tendency to overspend to outdo their opponents, which might mean paying for hundreds of hours on the ice to practice shooting.</w:t>
+        <w:br/>
+        <w:t xml:space="preserve">  ''When you see that your child is playing with a peer group and you don't hear about all the other things they are doing on the side it's easy to feel, 'If I don't do the same, my child is not going to continue in the next level,''' Compton said.</w:t>
+        <w:br/>
+        <w:t xml:space="preserve">  In response to concerns about cost, some hockey associations have waived registration fees for new players. Hockey Canada and its equipment partner, Bauer, have also added introductory programs where children get equipment at reduced prices or for free. The N.H.L., through its newly expanded Learn To Play program, provides opportunities for kids in cities around the league to experience the sport. Though there is a participation fee of about $170, equipment is provided.</w:t>
+        <w:br/>
+        <w:t xml:space="preserve">  ''We make sure that there's equipment exchange programs available, we've gotten N.H.L. clubs involved,'' said Rob Knesaurek, a league vice president in charge of developing youth hockey. The league, he said, also subsidizes renting ice time.</w:t>
+        <w:br/>
+        <w:t xml:space="preserve">  ''It's all about capturing that youthful enthusiasm so that we can sustain it for a long time,'' said Tom Renney, Hockey Canada's chief executive and a former Rangers head coach.</w:t>
+        <w:br/>
+        <w:t xml:space="preserve">  Players have stepped up as well, including Crosby, who donated 87 sets of hockey equipment for black, Indigenous and immigrant communities in his native Nova Scotia.</w:t>
+        <w:br/>
+        <w:t xml:space="preserve">  These efforts come as hockey faces criticism about its lack of diversity and a pattern of racial incidents. In November, Calgary Flames head coach Bill Peters was fired after it was revealed he used a racial slur toward a black player in 2009. A.H.L. defenseman Brandon Manning was suspended five games for using a racial slur during a game on this year's Martin Luther King Jr. Day. The percentage of the league's players who are from minority groups has remained stagnant over the past 20 years at roughly 5 percent. The N.H.L. has conceded that ''hockey has the perception in some circles as being 'not for some' and 'only for others,''' and that it needs to adapt to North America's changing demographics.</w:t>
+        <w:br/>
+        <w:t xml:space="preserve">  ''Culture trumps cost,'' said Kim Davis, an N.H.L. executive responsible for social impact initiatives. ''If we're able to set the right culture the cost won't be as prohibitive as it appears to be.''</w:t>
+        <w:br/>
+        <w:t xml:space="preserve">  In Toronto, Canada's largest city, almost half of the population was born outside of Canada. The city is home to Hockey 4 Youth, a grass-roots organization partnered with the Toronto Maple Leafs that is attempting to foster social inclusion by helping new Canadians play the game.</w:t>
+        <w:br/>
+        <w:t xml:space="preserve">  ''When you get to a certain point, when you are 8 or 9, when players start to separate themselves on skill level, that's when the difficulty comes in because now there's an investment in dollars,'' said Moezine Hasham, the group's director. Despite the initiatives by the sport's governing bodies, N.H.L. teams, and sport-focused charities, there is still concern that ice hockey will remain off-limits to much of the Canadian population because of its price tag.</w:t>
+        <w:br/>
+        <w:t xml:space="preserve">  ''It's a crime it's that expensive but I know there are programs out there and there are a lot of hockey guys that give back to their communities and try to get kids on the game of hockey so they can enjoy it,'' Simmonds said.</w:t>
+        <w:br/>
+        <w:t xml:space="preserve">  ''Obviously I believe it's the best game in the world but I don't think a lot of people are able to experience it because of the costs.''</w:t>
+        <w:br/>
+        <w:br/>
+        <w:t>https://www.nytimes.com/2020/02/23/pageoneplus/23rex8.html</w:t>
+        <w:br/>
+        <w:br/>
+        <w:t>Graphic</w:t>
+        <w:br/>
+        <w:br/>
+        <w:t xml:space="preserve"> </w:t>
+        <w:br/>
+        <w:t>PHOTOS: While Samuel Girard, left, pursued his hockey career, finances forced his brother to stop. Wayne Simmonds, below left, was ex- tremely conscious of expenses as he grew up. (PHOTOGRAPHS BY JEFFREY T. BARNES/ASSOCIATED PRESS</w:t>
+        <w:br/>
+        <w:t xml:space="preserve"> BILL KOSTROUN/ASSOCIATED PRESS)</w:t>
       </w:r>
     </w:p>
     <w:sectPr>

--- a/example_articles/countries/Canada/3.countries_Canada_New_York_Times.docx
+++ b/example_articles/countries/Canada/3.countries_Canada_New_York_Times.docx
@@ -32,7 +32,7 @@
     </w:p>
     <w:p>
       <w:r>
-        <w:t>Raw locations result, 'locations': ['Canada']</w:t>
+        <w:t>Raw locations result, 'locations': ['Canada', 'Quebec', 'Ontario', 'Nova Scotia']</w:t>
       </w:r>
     </w:p>
     <w:p>

--- a/example_articles/countries/Canada/3.countries_Canada_New_York_Times.docx
+++ b/example_articles/countries/Canada/3.countries_Canada_New_York_Times.docx
@@ -32,7 +32,7 @@
     </w:p>
     <w:p>
       <w:r>
-        <w:t>Raw locations result, 'locations': ['Canada', 'Quebec', 'Ontario', 'Nova Scotia']</w:t>
+        <w:t>Raw locations result, 'locations': ['Canada', 'Ontario', 'Quebec', 'Nova Scotia']</w:t>
       </w:r>
     </w:p>
     <w:p>
